--- a/samples/11-markdown-to-docx/pandoc.docx
+++ b/samples/11-markdown-to-docx/pandoc.docx
@@ -941,6 +941,107 @@
           <w:rStyle w:val="FootnoteReference"/>
         </w:rPr>
         <w:footnoteReference w:id="14"/>
+      </w:r>
+    </w:p>
+    <w:p>
+      <w:pPr>
+        <w:pStyle w:val="BodyText"/>
+      </w:pPr>
+      <w:r>
+        <w:t xml:space="preserve">Five inlines no writer test used to reach through this file:</w:t>
+      </w:r>
+      <w:r>
+        <w:t xml:space="preserve"> </w:t>
+      </w:r>
+      <w:r>
+        <w:t xml:space="preserve">underlined</w:t>
+      </w:r>
+      <w:r>
+        <w:t xml:space="preserve"> </w:t>
+      </w:r>
+      <w:r>
+        <w:t xml:space="preserve">text</w:t>
+      </w:r>
+      <w:r>
+        <w:t xml:space="preserve">,</w:t>
+      </w:r>
+      <w:r>
+        <w:t xml:space="preserve"> </w:t>
+      </w:r>
+      <w:r>
+        <w:t xml:space="preserve">small caps</w:t>
+      </w:r>
+      <w:r>
+        <w:t xml:space="preserve">, a</w:t>
+      </w:r>
+      <w:r>
+        <w:t xml:space="preserve"> </w:t>
+      </w:r>
+      <w:r>
+        <w:t xml:space="preserve">span carrying an id and a class</w:t>
+      </w:r>
+      <w:r>
+        <w:t xml:space="preserve">, and</w:t>
+      </w:r>
+      <w:r>
+        <w:t xml:space="preserve"> </w:t>
+      </w:r>
+      <w:r>
+        <w:t xml:space="preserve">H</w:t>
+      </w:r>
+      <w:r>
+        <w:t xml:space="preserve">2</w:t>
+      </w:r>
+      <w:r>
+        <w:t xml:space="preserve">O beside E=mc</w:t>
+      </w:r>
+      <w:r>
+        <w:t xml:space="preserve">2</w:t>
+      </w:r>
+      <w:r>
+        <w:t xml:space="preserve">. They are here because</w:t>
+      </w:r>
+      <w:r>
+        <w:t xml:space="preserve"> </w:t>
+      </w:r>
+      <w:r>
+        <w:rPr>
+          <w:rStyle w:val="VerbatimChar"/>
+        </w:rPr>
+        <w:t xml:space="preserve">docs/gates.md</w:t>
+      </w:r>
+      <w:r>
+        <w:t xml:space="preserve"> </w:t>
+      </w:r>
+      <w:r>
+        <w:t xml:space="preserve">claims</w:t>
+      </w:r>
+      <w:r>
+        <w:t xml:space="preserve"> </w:t>
+      </w:r>
+      <w:r>
+        <w:rPr>
+          <w:rStyle w:val="VerbatimChar"/>
+        </w:rPr>
+        <w:t xml:space="preserve">--samples</w:t>
+      </w:r>
+      <w:r>
+        <w:t xml:space="preserve"> </w:t>
+      </w:r>
+      <w:r>
+        <w:t xml:space="preserve">keeps them found, and until this paragraph existed no</w:t>
+      </w:r>
+      <w:r>
+        <w:t xml:space="preserve"> </w:t>
+      </w:r>
+      <w:r>
+        <w:t xml:space="preserve">sample document contained one — the claim was wider than the corpus behind</w:t>
+      </w:r>
+      <w:r>
+        <w:t xml:space="preserve"> </w:t>
+      </w:r>
+      <w:r>
+        <w:t xml:space="preserve">it, which is the defect this file is supposed to catch.</w:t>
       </w:r>
     </w:p>
     <w:p>
